--- a/screenshots.docx
+++ b/screenshots.docx
@@ -743,6 +743,7 @@
           <w:rFonts w:ascii="Medium Sans" w:eastAsia="Times New Roman" w:hAnsi="Medium Sans" w:cs="Times New Roman"/>
           <w:b/>
           <w:bCs/>
+          <w:noProof/>
           <w:color w:val="7C8BA2"/>
           <w:sz w:val="24"/>
           <w:szCs w:val="24"/>
@@ -807,6 +808,7 @@
           <w:rFonts w:ascii="Medium Sans" w:eastAsia="Times New Roman" w:hAnsi="Medium Sans" w:cs="Times New Roman"/>
           <w:b/>
           <w:bCs/>
+          <w:noProof/>
           <w:color w:val="7C8BA2"/>
           <w:sz w:val="24"/>
           <w:szCs w:val="24"/>
@@ -886,6 +888,7 @@
           <w:rFonts w:ascii="Medium Sans" w:eastAsia="Times New Roman" w:hAnsi="Medium Sans" w:cs="Times New Roman"/>
           <w:b/>
           <w:bCs/>
+          <w:noProof/>
           <w:color w:val="7C8BA2"/>
           <w:sz w:val="24"/>
           <w:szCs w:val="24"/>
@@ -1013,6 +1016,7 @@
           <w:rFonts w:ascii="Medium Sans" w:eastAsia="Times New Roman" w:hAnsi="Medium Sans" w:cs="Times New Roman"/>
           <w:b/>
           <w:bCs/>
+          <w:noProof/>
           <w:color w:val="7C8BA2"/>
           <w:sz w:val="24"/>
           <w:szCs w:val="24"/>
@@ -1076,6 +1080,7 @@
           <w:rFonts w:ascii="Medium Sans" w:eastAsia="Times New Roman" w:hAnsi="Medium Sans" w:cs="Times New Roman"/>
           <w:b/>
           <w:bCs/>
+          <w:noProof/>
           <w:color w:val="7C8BA2"/>
           <w:sz w:val="24"/>
           <w:szCs w:val="24"/>
@@ -1139,6 +1144,7 @@
           <w:rFonts w:ascii="Medium Sans" w:eastAsia="Times New Roman" w:hAnsi="Medium Sans" w:cs="Times New Roman"/>
           <w:b/>
           <w:bCs/>
+          <w:noProof/>
           <w:color w:val="7C8BA2"/>
           <w:sz w:val="24"/>
           <w:szCs w:val="24"/>
@@ -1219,6 +1225,7 @@
           <w:rFonts w:ascii="Medium Sans" w:eastAsia="Times New Roman" w:hAnsi="Medium Sans" w:cs="Times New Roman"/>
           <w:b/>
           <w:bCs/>
+          <w:noProof/>
           <w:color w:val="7C8BA2"/>
           <w:sz w:val="24"/>
           <w:szCs w:val="24"/>
@@ -1298,6 +1305,7 @@
           <w:rFonts w:ascii="Medium Sans" w:eastAsia="Times New Roman" w:hAnsi="Medium Sans" w:cs="Times New Roman"/>
           <w:b/>
           <w:bCs/>
+          <w:noProof/>
           <w:color w:val="7C8BA2"/>
           <w:sz w:val="24"/>
           <w:szCs w:val="24"/>
@@ -1377,6 +1385,7 @@
           <w:rFonts w:ascii="Medium Sans" w:eastAsia="Times New Roman" w:hAnsi="Medium Sans" w:cs="Times New Roman"/>
           <w:b/>
           <w:bCs/>
+          <w:noProof/>
           <w:color w:val="7C8BA2"/>
           <w:sz w:val="24"/>
           <w:szCs w:val="24"/>
@@ -2493,7 +2502,46 @@
         <w:t>Blue-green deployment switch in action</w:t>
       </w:r>
     </w:p>
-    <w:p/>
+    <w:p>
+      <w:r>
+        <w:lastRenderedPageBreak/>
+        <w:drawing>
+          <wp:inline distT="0" distB="0" distL="0" distR="0" wp14:anchorId="41B23178" wp14:editId="718C76B2">
+            <wp:extent cx="5731510" cy="2867660"/>
+            <wp:effectExtent l="0" t="0" r="2540" b="8890"/>
+            <wp:docPr id="11" name="Picture 11"/>
+            <wp:cNvGraphicFramePr>
+              <a:graphicFrameLocks xmlns:a="http://schemas.openxmlformats.org/drawingml/2006/main" noChangeAspect="1"/>
+            </wp:cNvGraphicFramePr>
+            <a:graphic xmlns:a="http://schemas.openxmlformats.org/drawingml/2006/main">
+              <a:graphicData uri="http://schemas.openxmlformats.org/drawingml/2006/picture">
+                <pic:pic xmlns:pic="http://schemas.openxmlformats.org/drawingml/2006/picture">
+                  <pic:nvPicPr>
+                    <pic:cNvPr id="1" name=""/>
+                    <pic:cNvPicPr/>
+                  </pic:nvPicPr>
+                  <pic:blipFill>
+                    <a:blip r:embed="rId15"/>
+                    <a:stretch>
+                      <a:fillRect/>
+                    </a:stretch>
+                  </pic:blipFill>
+                  <pic:spPr>
+                    <a:xfrm>
+                      <a:off x="0" y="0"/>
+                      <a:ext cx="5731510" cy="2867660"/>
+                    </a:xfrm>
+                    <a:prstGeom prst="rect">
+                      <a:avLst/>
+                    </a:prstGeom>
+                  </pic:spPr>
+                </pic:pic>
+              </a:graphicData>
+            </a:graphic>
+          </wp:inline>
+        </w:drawing>
+      </w:r>
+    </w:p>
     <w:sectPr>
       <w:pgSz w:w="11906" w:h="16838"/>
       <w:pgMar w:top="1440" w:right="1440" w:bottom="1440" w:left="1440" w:header="708" w:footer="708" w:gutter="0"/>
